--- a/flow/20230927_hours/drafts/2024-08-u/23.08.docx
+++ b/flow/20230927_hours/drafts/2024-08-u/23.08.docx
@@ -1936,7 +1936,21 @@
           <w:rFonts w:ascii="Times New Roman" w:hAnsi="Times New Roman"/>
           <w:sz w:val="24"/>
         </w:rPr>
-        <w:t>В молитвах невсипущу Богородицю* і в заступництвах незамінне уповання* гріб і умертвіння не втримали.* Бо як Матір Життя до життя переставив Той,* Хто вселився в утробу приснодівственну.</w:t>
+        <w:t xml:space="preserve">В молитвах невсипущу Богородицю* і в заступництвах незамінне уповання* гріб і умертвіння не втримали.* Бо як Матір Життя до життя переставив Той,* Хто вселився в утробу </w:t>
+      </w:r>
+      <w:r>
+        <w:rPr>
+          <w:rFonts w:ascii="Times New Roman" w:hAnsi="Times New Roman"/>
+          <w:sz w:val="24"/>
+        </w:rPr>
+        <w:t>приснодівственну</w:t>
+      </w:r>
+      <w:r>
+        <w:rPr>
+          <w:rFonts w:ascii="Times New Roman" w:hAnsi="Times New Roman"/>
+          <w:sz w:val="24"/>
+        </w:rPr>
+        <w:t>.</w:t>
       </w:r>
     </w:p>
     <w:p>
@@ -4805,7 +4819,21 @@
           <w:rFonts w:ascii="Times New Roman" w:hAnsi="Times New Roman"/>
           <w:sz w:val="24"/>
         </w:rPr>
-        <w:t>В молитвах невсипущу Богородицю* і в заступництвах незамінне уповання* гріб і умертвіння не втримали.* Бо як Матір Життя до життя переставив Той,* Хто вселився в утробу приснодівственну.</w:t>
+        <w:t xml:space="preserve">В молитвах невсипущу Богородицю* і в заступництвах незамінне уповання* гріб і умертвіння не втримали.* Бо як Матір Життя до життя переставив Той,* Хто вселився в утробу </w:t>
+      </w:r>
+      <w:r>
+        <w:rPr>
+          <w:rFonts w:ascii="Times New Roman" w:hAnsi="Times New Roman"/>
+          <w:sz w:val="24"/>
+        </w:rPr>
+        <w:t>приснодівственну</w:t>
+      </w:r>
+      <w:r>
+        <w:rPr>
+          <w:rFonts w:ascii="Times New Roman" w:hAnsi="Times New Roman"/>
+          <w:sz w:val="24"/>
+        </w:rPr>
+        <w:t>.</w:t>
       </w:r>
     </w:p>
     <w:p>
@@ -7477,7 +7505,21 @@
           <w:rFonts w:ascii="Times New Roman" w:hAnsi="Times New Roman"/>
           <w:sz w:val="24"/>
         </w:rPr>
-        <w:t>В молитвах невсипущу Богородицю* і в заступництвах незамінне уповання* гріб і умертвіння не втримали.* Бо як Матір Життя до життя переставив Той,* Хто вселився в утробу приснодівственну.</w:t>
+        <w:t xml:space="preserve">В молитвах невсипущу Богородицю* і в заступництвах незамінне уповання* гріб і умертвіння не втримали.* Бо як Матір Життя до життя переставив Той,* Хто вселився в утробу </w:t>
+      </w:r>
+      <w:r>
+        <w:rPr>
+          <w:rFonts w:ascii="Times New Roman" w:hAnsi="Times New Roman"/>
+          <w:sz w:val="24"/>
+        </w:rPr>
+        <w:t>приснодівственну</w:t>
+      </w:r>
+      <w:r>
+        <w:rPr>
+          <w:rFonts w:ascii="Times New Roman" w:hAnsi="Times New Roman"/>
+          <w:sz w:val="24"/>
+        </w:rPr>
+        <w:t>.</w:t>
       </w:r>
     </w:p>
     <w:p>
@@ -9915,7 +9957,21 @@
           <w:rFonts w:ascii="Times New Roman" w:hAnsi="Times New Roman"/>
           <w:sz w:val="24"/>
         </w:rPr>
-        <w:t>В молитвах невсипущу Богородицю* і в заступництвах незамінне уповання* гріб і умертвіння не втримали.* Бо як Матір Життя до життя переставив Той,* Хто вселився в утробу приснодівственну.</w:t>
+        <w:t xml:space="preserve">В молитвах невсипущу Богородицю* і в заступництвах незамінне уповання* гріб і умертвіння не втримали.* Бо як Матір Життя до життя переставив Той,* Хто вселився в утробу </w:t>
+      </w:r>
+      <w:r>
+        <w:rPr>
+          <w:rFonts w:ascii="Times New Roman" w:hAnsi="Times New Roman"/>
+          <w:sz w:val="24"/>
+        </w:rPr>
+        <w:t>приснодівственну</w:t>
+      </w:r>
+      <w:r>
+        <w:rPr>
+          <w:rFonts w:ascii="Times New Roman" w:hAnsi="Times New Roman"/>
+          <w:sz w:val="24"/>
+        </w:rPr>
+        <w:t>.</w:t>
       </w:r>
     </w:p>
     <w:p>

--- a/flow/20230927_hours/drafts/2024-08-u/23.08.docx
+++ b/flow/20230927_hours/drafts/2024-08-u/23.08.docx
@@ -47,24 +47,17 @@
         <w:rPr>
           <w:rFonts w:ascii="Times New Roman" w:hAnsi="Times New Roman"/>
           <w:i/>
-          <w:color w:val="FF0000"/>
-          <w:sz w:val="24"/>
-        </w:rPr>
-        <w:t xml:space="preserve">Священик: </w:t>
-      </w:r>
-      <w:r>
-        <w:rPr>
-          <w:rFonts w:ascii="Times New Roman" w:hAnsi="Times New Roman"/>
-          <w:sz w:val="24"/>
-        </w:rPr>
-        <w:t xml:space="preserve">Благословенний Бог наш завжди, нині і повсякчас, і на віки </w:t>
-      </w:r>
-      <w:r>
-        <w:rPr>
-          <w:rFonts w:ascii="Times New Roman" w:hAnsi="Times New Roman"/>
-          <w:sz w:val="24"/>
-        </w:rPr>
-        <w:t>віків.</w:t>
+          <w:color w:val="FF4400"/>
+          <w:sz w:val="24"/>
+        </w:rPr>
+        <w:t>Священик:</w:t>
+      </w:r>
+      <w:r>
+        <w:rPr>
+          <w:rFonts w:ascii="Times New Roman" w:hAnsi="Times New Roman"/>
+          <w:sz w:val="24"/>
+        </w:rPr>
+        <w:t xml:space="preserve"> Благословенний Бог наш завжди, нині і повсякчас, і на віки віків.</w:t>
       </w:r>
     </w:p>
     <w:p>
@@ -2161,17 +2154,17 @@
         <w:rPr>
           <w:rFonts w:ascii="Times New Roman" w:hAnsi="Times New Roman"/>
           <w:i/>
-          <w:color w:val="FF0000"/>
-          <w:sz w:val="24"/>
-        </w:rPr>
-        <w:t xml:space="preserve">Священик: </w:t>
-      </w:r>
-      <w:r>
-        <w:rPr>
-          <w:rFonts w:ascii="Times New Roman" w:hAnsi="Times New Roman"/>
-          <w:sz w:val="24"/>
-        </w:rPr>
-        <w:t>Боже, змилуйся над нами і благослови нас; світлом лиця твого осяй нас і помилуй нас.</w:t>
+          <w:color w:val="FF4400"/>
+          <w:sz w:val="24"/>
+        </w:rPr>
+        <w:t>Священик:</w:t>
+      </w:r>
+      <w:r>
+        <w:rPr>
+          <w:rFonts w:ascii="Times New Roman" w:hAnsi="Times New Roman"/>
+          <w:sz w:val="24"/>
+        </w:rPr>
+        <w:t xml:space="preserve"> Боже, змилуйся над нами і благослови нас; світлом лиця твого осяй нас і помилуй нас.</w:t>
       </w:r>
     </w:p>
     <w:p>
@@ -2310,17 +2303,17 @@
         <w:rPr>
           <w:rFonts w:ascii="Times New Roman" w:hAnsi="Times New Roman"/>
           <w:i/>
-          <w:color w:val="FF0000"/>
-          <w:sz w:val="24"/>
-        </w:rPr>
-        <w:t xml:space="preserve">Священик: </w:t>
-      </w:r>
-      <w:r>
-        <w:rPr>
-          <w:rFonts w:ascii="Times New Roman" w:hAnsi="Times New Roman"/>
-          <w:sz w:val="24"/>
-        </w:rPr>
-        <w:t>Слава тобі, Христе Боже, надіє наша, слава тобі!</w:t>
+          <w:color w:val="FF4400"/>
+          <w:sz w:val="24"/>
+        </w:rPr>
+        <w:t>Священик:</w:t>
+      </w:r>
+      <w:r>
+        <w:rPr>
+          <w:rFonts w:ascii="Times New Roman" w:hAnsi="Times New Roman"/>
+          <w:sz w:val="24"/>
+        </w:rPr>
+        <w:t xml:space="preserve"> Слава тобі, Христе Боже, надіє наша, слава тобі!</w:t>
       </w:r>
     </w:p>
     <w:p>
@@ -2394,27 +2387,23 @@
     </w:p>
     <w:p>
       <w:pPr>
-        <w:spacing w:line="240" w:lineRule="auto"/>
-        <w:rPr>
-          <w:rFonts w:ascii="Times New Roman" w:hAnsi="Times New Roman"/>
-          <w:sz w:val="24"/>
-        </w:rPr>
-      </w:pPr>
-      <w:r>
-        <w:rPr>
-          <w:rFonts w:ascii="Times New Roman" w:hAnsi="Times New Roman"/>
-          <w:i/>
-          <w:color w:val="FF0000"/>
-          <w:sz w:val="24"/>
-        </w:rPr>
-        <w:t xml:space="preserve">Священик: </w:t>
-      </w:r>
-      <w:r>
-        <w:rPr>
-          <w:rFonts w:ascii="Times New Roman" w:hAnsi="Times New Roman"/>
-          <w:sz w:val="24"/>
-        </w:rPr>
-        <w:t>Христос, істинний Бог наш, молитвами пречистої своєї Матері, преподобних і богоносних отців наших, і всіх святих, помилує і спасе нас, як благий і чоловіколюбець.</w:t>
+        <w:spacing w:after="120"/>
+      </w:pPr>
+      <w:r>
+        <w:rPr>
+          <w:rFonts w:ascii="Times New Roman" w:hAnsi="Times New Roman"/>
+          <w:i/>
+          <w:color w:val="FF4400"/>
+          <w:sz w:val="24"/>
+        </w:rPr>
+        <w:t>Священик:</w:t>
+      </w:r>
+      <w:r>
+        <w:rPr>
+          <w:rFonts w:ascii="Times New Roman" w:hAnsi="Times New Roman"/>
+          <w:sz w:val="24"/>
+        </w:rPr>
+        <w:t xml:space="preserve"> Христос, істинний Бог наш - молитвами пречистої Своєї Матері, якої Успіння сьогодні торжественне свято звершуємо, святих славних і всехвальних апостолів, святого мученика Луппа, святого священномученика Іринея, єпископа Ліонського, і всіх святих - помилує і спасе нас як благий і людинолюбний.</w:t>
       </w:r>
     </w:p>
     <w:p>
@@ -2504,24 +2493,17 @@
         <w:rPr>
           <w:rFonts w:ascii="Times New Roman" w:hAnsi="Times New Roman"/>
           <w:i/>
-          <w:color w:val="FF0000"/>
-          <w:sz w:val="24"/>
-        </w:rPr>
-        <w:t xml:space="preserve">Священик: </w:t>
-      </w:r>
-      <w:r>
-        <w:rPr>
-          <w:rFonts w:ascii="Times New Roman" w:hAnsi="Times New Roman"/>
-          <w:sz w:val="24"/>
-        </w:rPr>
-        <w:t xml:space="preserve">Благословенний Бог наш завжди, нині і повсякчас, і на віки </w:t>
-      </w:r>
-      <w:r>
-        <w:rPr>
-          <w:rFonts w:ascii="Times New Roman" w:hAnsi="Times New Roman"/>
-          <w:sz w:val="24"/>
-        </w:rPr>
-        <w:t>віків.</w:t>
+          <w:color w:val="FF4400"/>
+          <w:sz w:val="24"/>
+        </w:rPr>
+        <w:t>Священик:</w:t>
+      </w:r>
+      <w:r>
+        <w:rPr>
+          <w:rFonts w:ascii="Times New Roman" w:hAnsi="Times New Roman"/>
+          <w:sz w:val="24"/>
+        </w:rPr>
+        <w:t xml:space="preserve"> Благословенний Бог наш завжди, нині і повсякчас, і на віки віків.</w:t>
       </w:r>
     </w:p>
     <w:p>
@@ -5018,17 +5000,17 @@
         <w:rPr>
           <w:rFonts w:ascii="Times New Roman" w:hAnsi="Times New Roman"/>
           <w:i/>
-          <w:color w:val="FF0000"/>
-          <w:sz w:val="24"/>
-        </w:rPr>
-        <w:t xml:space="preserve">Священик: </w:t>
-      </w:r>
-      <w:r>
-        <w:rPr>
-          <w:rFonts w:ascii="Times New Roman" w:hAnsi="Times New Roman"/>
-          <w:sz w:val="24"/>
-        </w:rPr>
-        <w:t>Молитвами святих отців наших, Господи Ісусе Христе Сине Божий, помилуй нас.</w:t>
+          <w:color w:val="FF4400"/>
+          <w:sz w:val="24"/>
+        </w:rPr>
+        <w:t>Священик:</w:t>
+      </w:r>
+      <w:r>
+        <w:rPr>
+          <w:rFonts w:ascii="Times New Roman" w:hAnsi="Times New Roman"/>
+          <w:sz w:val="24"/>
+        </w:rPr>
+        <w:t xml:space="preserve"> Молитвами святих отців наших, Господи Ісусе Христе Сине Божий, помилуй нас.</w:t>
       </w:r>
     </w:p>
     <w:p>
@@ -5268,17 +5250,17 @@
         <w:rPr>
           <w:rFonts w:ascii="Times New Roman" w:hAnsi="Times New Roman"/>
           <w:i/>
-          <w:color w:val="FF0000"/>
-          <w:sz w:val="24"/>
-        </w:rPr>
-        <w:t xml:space="preserve">Священик: </w:t>
-      </w:r>
-      <w:r>
-        <w:rPr>
-          <w:rFonts w:ascii="Times New Roman" w:hAnsi="Times New Roman"/>
-          <w:sz w:val="24"/>
-        </w:rPr>
-        <w:t>Слава тобі, Христе Боже, надіє наша, слава тобі!</w:t>
+          <w:color w:val="FF4400"/>
+          <w:sz w:val="24"/>
+        </w:rPr>
+        <w:t>Священик:</w:t>
+      </w:r>
+      <w:r>
+        <w:rPr>
+          <w:rFonts w:ascii="Times New Roman" w:hAnsi="Times New Roman"/>
+          <w:sz w:val="24"/>
+        </w:rPr>
+        <w:t xml:space="preserve"> Слава тобі, Христе Боже, надіє наша, слава тобі!</w:t>
       </w:r>
     </w:p>
     <w:p>
@@ -5352,27 +5334,23 @@
     </w:p>
     <w:p>
       <w:pPr>
-        <w:spacing w:line="240" w:lineRule="auto"/>
-        <w:rPr>
-          <w:rFonts w:ascii="Times New Roman" w:hAnsi="Times New Roman"/>
-          <w:sz w:val="24"/>
-        </w:rPr>
-      </w:pPr>
-      <w:r>
-        <w:rPr>
-          <w:rFonts w:ascii="Times New Roman" w:hAnsi="Times New Roman"/>
-          <w:i/>
-          <w:color w:val="FF0000"/>
-          <w:sz w:val="24"/>
-        </w:rPr>
-        <w:t xml:space="preserve">Священик: </w:t>
-      </w:r>
-      <w:r>
-        <w:rPr>
-          <w:rFonts w:ascii="Times New Roman" w:hAnsi="Times New Roman"/>
-          <w:sz w:val="24"/>
-        </w:rPr>
-        <w:t>Христос, істинний Бог наш, молитвами пречистої своєї Матері, преподобних і богоносних отців наших, і всіх святих, помилує і спасе нас, як благий і чоловіколюбець.</w:t>
+        <w:spacing w:after="120"/>
+      </w:pPr>
+      <w:r>
+        <w:rPr>
+          <w:rFonts w:ascii="Times New Roman" w:hAnsi="Times New Roman"/>
+          <w:i/>
+          <w:color w:val="FF4400"/>
+          <w:sz w:val="24"/>
+        </w:rPr>
+        <w:t>Священик:</w:t>
+      </w:r>
+      <w:r>
+        <w:rPr>
+          <w:rFonts w:ascii="Times New Roman" w:hAnsi="Times New Roman"/>
+          <w:sz w:val="24"/>
+        </w:rPr>
+        <w:t xml:space="preserve"> Христос, істинний Бог наш - молитвами пречистої Своєї Матері, якої Успіння сьогодні торжественне свято звершуємо, святих славних і всехвальних апостолів, святого мученика Луппа, святого священномученика Іринея, єпископа Ліонського, і всіх святих - помилує і спасе нас як благий і людинолюбний.</w:t>
       </w:r>
     </w:p>
     <w:p>
@@ -5462,24 +5440,17 @@
         <w:rPr>
           <w:rFonts w:ascii="Times New Roman" w:hAnsi="Times New Roman"/>
           <w:i/>
-          <w:color w:val="FF0000"/>
-          <w:sz w:val="24"/>
-        </w:rPr>
-        <w:t xml:space="preserve">Священик: </w:t>
-      </w:r>
-      <w:r>
-        <w:rPr>
-          <w:rFonts w:ascii="Times New Roman" w:hAnsi="Times New Roman"/>
-          <w:sz w:val="24"/>
-        </w:rPr>
-        <w:t xml:space="preserve">Благословенний Бог наш завжди, нині і повсякчас, і на віки </w:t>
-      </w:r>
-      <w:r>
-        <w:rPr>
-          <w:rFonts w:ascii="Times New Roman" w:hAnsi="Times New Roman"/>
-          <w:sz w:val="24"/>
-        </w:rPr>
-        <w:t>віків.</w:t>
+          <w:color w:val="FF4400"/>
+          <w:sz w:val="24"/>
+        </w:rPr>
+        <w:t>Священик:</w:t>
+      </w:r>
+      <w:r>
+        <w:rPr>
+          <w:rFonts w:ascii="Times New Roman" w:hAnsi="Times New Roman"/>
+          <w:sz w:val="24"/>
+        </w:rPr>
+        <w:t xml:space="preserve"> Благословенний Бог наш завжди, нині і повсякчас, і на віки віків.</w:t>
       </w:r>
     </w:p>
     <w:p>
@@ -7730,17 +7701,17 @@
         <w:rPr>
           <w:rFonts w:ascii="Times New Roman" w:hAnsi="Times New Roman"/>
           <w:i/>
-          <w:color w:val="FF0000"/>
-          <w:sz w:val="24"/>
-        </w:rPr>
-        <w:t xml:space="preserve">Священик: </w:t>
-      </w:r>
-      <w:r>
-        <w:rPr>
-          <w:rFonts w:ascii="Times New Roman" w:hAnsi="Times New Roman"/>
-          <w:sz w:val="24"/>
-        </w:rPr>
-        <w:t>Молитвами святих отців наших, Господи Ісусе Христе Сину Божий, помилуй нас.</w:t>
+          <w:color w:val="FF4400"/>
+          <w:sz w:val="24"/>
+        </w:rPr>
+        <w:t>Священик:</w:t>
+      </w:r>
+      <w:r>
+        <w:rPr>
+          <w:rFonts w:ascii="Times New Roman" w:hAnsi="Times New Roman"/>
+          <w:sz w:val="24"/>
+        </w:rPr>
+        <w:t xml:space="preserve"> Молитвами святих отців наших, Господи Ісусе Христе Сину Божий, помилуй нас.</w:t>
       </w:r>
     </w:p>
     <w:p>
@@ -7910,17 +7881,17 @@
         <w:rPr>
           <w:rFonts w:ascii="Times New Roman" w:hAnsi="Times New Roman"/>
           <w:i/>
-          <w:color w:val="FF0000"/>
-          <w:sz w:val="24"/>
-        </w:rPr>
-        <w:t xml:space="preserve">Священик: </w:t>
-      </w:r>
-      <w:r>
-        <w:rPr>
-          <w:rFonts w:ascii="Times New Roman" w:hAnsi="Times New Roman"/>
-          <w:sz w:val="24"/>
-        </w:rPr>
-        <w:t>Слава тобі, Христе Боже, надіє наша, слава тобі!</w:t>
+          <w:color w:val="FF4400"/>
+          <w:sz w:val="24"/>
+        </w:rPr>
+        <w:t>Священик:</w:t>
+      </w:r>
+      <w:r>
+        <w:rPr>
+          <w:rFonts w:ascii="Times New Roman" w:hAnsi="Times New Roman"/>
+          <w:sz w:val="24"/>
+        </w:rPr>
+        <w:t xml:space="preserve"> Слава тобі, Христе Боже, надіє наша, слава тобі!</w:t>
       </w:r>
     </w:p>
     <w:p>
@@ -7980,27 +7951,23 @@
     </w:p>
     <w:p>
       <w:pPr>
-        <w:spacing w:line="240" w:lineRule="auto"/>
-        <w:rPr>
-          <w:rFonts w:ascii="Times New Roman" w:hAnsi="Times New Roman"/>
-          <w:sz w:val="24"/>
-        </w:rPr>
-      </w:pPr>
-      <w:r>
-        <w:rPr>
-          <w:rFonts w:ascii="Times New Roman" w:hAnsi="Times New Roman"/>
-          <w:i/>
-          <w:color w:val="FF0000"/>
-          <w:sz w:val="24"/>
-        </w:rPr>
-        <w:t xml:space="preserve">Священик: </w:t>
-      </w:r>
-      <w:r>
-        <w:rPr>
-          <w:rFonts w:ascii="Times New Roman" w:hAnsi="Times New Roman"/>
-          <w:sz w:val="24"/>
-        </w:rPr>
-        <w:t>Христос, істинний Бог наш, молитвами пречистої своєї Матері, преподобних і богоносних отців наших, і всіх святих, помилує і спасе нас, як благий і чоловіколюбець.</w:t>
+        <w:spacing w:after="120"/>
+      </w:pPr>
+      <w:r>
+        <w:rPr>
+          <w:rFonts w:ascii="Times New Roman" w:hAnsi="Times New Roman"/>
+          <w:i/>
+          <w:color w:val="FF4400"/>
+          <w:sz w:val="24"/>
+        </w:rPr>
+        <w:t>Священик:</w:t>
+      </w:r>
+      <w:r>
+        <w:rPr>
+          <w:rFonts w:ascii="Times New Roman" w:hAnsi="Times New Roman"/>
+          <w:sz w:val="24"/>
+        </w:rPr>
+        <w:t xml:space="preserve"> Христос, істинний Бог наш - молитвами пречистої Своєї Матері, якої Успіння сьогодні торжественне свято звершуємо, святих славних і всехвальних апостолів, святого мученика Луппа, святого священномученика Іринея, єпископа Ліонського, і всіх святих - помилує і спасе нас як благий і людинолюбний.</w:t>
       </w:r>
     </w:p>
     <w:p>
@@ -8090,7 +8057,7 @@
         <w:rPr>
           <w:rFonts w:ascii="Times New Roman" w:hAnsi="Times New Roman"/>
           <w:i/>
-          <w:color w:val="FF0000"/>
+          <w:color w:val="FF4400"/>
           <w:sz w:val="24"/>
         </w:rPr>
         <w:t>Священик:</w:t>
@@ -8100,14 +8067,7 @@
           <w:rFonts w:ascii="Times New Roman" w:hAnsi="Times New Roman"/>
           <w:sz w:val="24"/>
         </w:rPr>
-        <w:t xml:space="preserve"> Благословенний Бог наш завжди, нині і повсякчас, і на віки </w:t>
-      </w:r>
-      <w:r>
-        <w:rPr>
-          <w:rFonts w:ascii="Times New Roman" w:hAnsi="Times New Roman"/>
-          <w:sz w:val="24"/>
-        </w:rPr>
-        <w:t>віків.</w:t>
+        <w:t xml:space="preserve"> Благословенний Бог наш завжди, нині і повсякчас, і на віки віків.</w:t>
       </w:r>
     </w:p>
     <w:p>
@@ -10168,17 +10128,17 @@
         <w:rPr>
           <w:rFonts w:ascii="Times New Roman" w:hAnsi="Times New Roman"/>
           <w:i/>
-          <w:color w:val="FF0000"/>
-          <w:sz w:val="24"/>
-        </w:rPr>
-        <w:t xml:space="preserve">Священик: </w:t>
-      </w:r>
-      <w:r>
-        <w:rPr>
-          <w:rFonts w:ascii="Times New Roman" w:hAnsi="Times New Roman"/>
-          <w:sz w:val="24"/>
-        </w:rPr>
-        <w:t>Боже, змилуйся над нами і благослови нас; світлом лиця твого осяй нас і помилуй нас.</w:t>
+          <w:color w:val="FF4400"/>
+          <w:sz w:val="24"/>
+        </w:rPr>
+        <w:t>Священик:</w:t>
+      </w:r>
+      <w:r>
+        <w:rPr>
+          <w:rFonts w:ascii="Times New Roman" w:hAnsi="Times New Roman"/>
+          <w:sz w:val="24"/>
+        </w:rPr>
+        <w:t xml:space="preserve"> Боже, змилуйся над нами і благослови нас; світлом лиця твого осяй нас і помилуй нас.</w:t>
       </w:r>
     </w:p>
     <w:p>
@@ -10343,17 +10303,17 @@
         <w:rPr>
           <w:rFonts w:ascii="Times New Roman" w:hAnsi="Times New Roman"/>
           <w:i/>
-          <w:color w:val="FF0000"/>
-          <w:sz w:val="24"/>
-        </w:rPr>
-        <w:t xml:space="preserve">Священик: </w:t>
-      </w:r>
-      <w:r>
-        <w:rPr>
-          <w:rFonts w:ascii="Times New Roman" w:hAnsi="Times New Roman"/>
-          <w:sz w:val="24"/>
-        </w:rPr>
-        <w:t>Слава тобі, Христе Боже, надіє наша, слава тобі!</w:t>
+          <w:color w:val="FF4400"/>
+          <w:sz w:val="24"/>
+        </w:rPr>
+        <w:t>Священик:</w:t>
+      </w:r>
+      <w:r>
+        <w:rPr>
+          <w:rFonts w:ascii="Times New Roman" w:hAnsi="Times New Roman"/>
+          <w:sz w:val="24"/>
+        </w:rPr>
+        <w:t xml:space="preserve"> Слава тобі, Христе Боже, надіє наша, слава тобі!</w:t>
       </w:r>
     </w:p>
     <w:p>
@@ -10413,17 +10373,13 @@
     </w:p>
     <w:p>
       <w:pPr>
-        <w:spacing w:line="240" w:lineRule="auto"/>
-        <w:rPr>
-          <w:rFonts w:ascii="Times New Roman" w:hAnsi="Times New Roman"/>
-          <w:sz w:val="24"/>
-        </w:rPr>
-      </w:pPr>
-      <w:r>
-        <w:rPr>
-          <w:rFonts w:ascii="Times New Roman" w:hAnsi="Times New Roman"/>
-          <w:i/>
-          <w:color w:val="FF0000"/>
+        <w:spacing w:after="120"/>
+      </w:pPr>
+      <w:r>
+        <w:rPr>
+          <w:rFonts w:ascii="Times New Roman" w:hAnsi="Times New Roman"/>
+          <w:i/>
+          <w:color w:val="FF4400"/>
           <w:sz w:val="24"/>
         </w:rPr>
         <w:t>Священик:</w:t>
@@ -10433,7 +10389,7 @@
           <w:rFonts w:ascii="Times New Roman" w:hAnsi="Times New Roman"/>
           <w:sz w:val="24"/>
         </w:rPr>
-        <w:t xml:space="preserve"> Христос, істинний Бог наш, молитвами пречистої своєї Матері, преподобних і богоносних отців наших, і всіх святих, помилує і спасе нас, як благий і чоловіколюбець.</w:t>
+        <w:t xml:space="preserve"> Христос, істинний Бог наш - молитвами пречистої Своєї Матері, якої Успіння сьогодні торжественне свято звершуємо, святих славних і всехвальних апостолів, святого мученика Луппа, святого священномученика Іринея, єпископа Ліонського, і всіх святих - помилує і спасе нас як благий і людинолюбний.</w:t>
       </w:r>
     </w:p>
     <w:p>
